--- a/_site/operating-system/2023-07-01-atajos-de-teclado-y-comandos-para-usar-vim/index.docx
+++ b/_site/operating-system/2023-07-01-atajos-de-teclado-y-comandos-para-usar-vim/index.docx
@@ -217,7 +217,7 @@
         <w:t xml:space="preserve">Palabras clave</w:t>
       </w:r>
       <w:r>
-        <w:t xml:space="preserve">: keyword1, keyword2</w:t>
+        <w:t xml:space="preserve">:</w:t>
       </w:r>
     </w:p>
     <w:p>

--- a/_site/operating-system/2023-07-01-atajos-de-teclado-y-comandos-para-usar-vim/index.docx
+++ b/_site/operating-system/2023-07-01-atajos-de-teclado-y-comandos-para-usar-vim/index.docx
@@ -14710,7 +14710,7 @@
     </w:p>
     <w:bookmarkEnd w:id="112"/>
     <w:bookmarkEnd w:id="113"/>
-    <w:bookmarkStart w:id="156" w:name="publicaciones-similares"/>
+    <w:bookmarkStart w:id="152" w:name="publicaciones-similares"/>
     <w:p>
       <w:pPr>
         <w:pStyle w:val="Heading1"/>
@@ -14954,7 +14954,7 @@
           <w:rPr>
             <w:rStyle w:val="Hyperlink"/>
           </w:rPr>
-          <w:t xml:space="preserve">01 Introduccion Linux</w:t>
+          <w:t xml:space="preserve">02 Distribuciones Linux</w:t>
         </w:r>
       </w:hyperlink>
     </w:p>
@@ -14971,27 +14971,6 @@
         <w:t xml:space="preserve"> </w:t>
       </w:r>
       <w:hyperlink r:id="rId137">
-        <w:r>
-          <w:rPr>
-            <w:rStyle w:val="Hyperlink"/>
-          </w:rPr>
-          <w:t xml:space="preserve">02 Distribuciones Linux</w:t>
-        </w:r>
-      </w:hyperlink>
-    </w:p>
-    <w:p>
-      <w:pPr>
-        <w:pStyle w:val="Compact"/>
-        <w:numPr>
-          <w:ilvl w:val="0"/>
-          <w:numId w:val="1005"/>
-        </w:numPr>
-      </w:pPr>
-      <w:hyperlink r:id="rId138"/>
-      <w:r>
-        <w:t xml:space="preserve"> </w:t>
-      </w:r>
-      <w:hyperlink r:id="rId139">
         <w:r>
           <w:rPr>
             <w:rStyle w:val="Hyperlink"/>
@@ -15008,11 +14987,11 @@
           <w:numId w:val="1005"/>
         </w:numPr>
       </w:pPr>
-      <w:hyperlink r:id="rId140"/>
+      <w:hyperlink r:id="rId138"/>
       <w:r>
         <w:t xml:space="preserve"> </w:t>
       </w:r>
-      <w:hyperlink r:id="rId141">
+      <w:hyperlink r:id="rId139">
         <w:r>
           <w:rPr>
             <w:rStyle w:val="Hyperlink"/>
@@ -15029,11 +15008,11 @@
           <w:numId w:val="1005"/>
         </w:numPr>
       </w:pPr>
-      <w:hyperlink r:id="rId142"/>
+      <w:hyperlink r:id="rId140"/>
       <w:r>
         <w:t xml:space="preserve"> </w:t>
       </w:r>
-      <w:hyperlink r:id="rId143">
+      <w:hyperlink r:id="rId141">
         <w:r>
           <w:rPr>
             <w:rStyle w:val="Hyperlink"/>
@@ -15050,11 +15029,11 @@
           <w:numId w:val="1005"/>
         </w:numPr>
       </w:pPr>
-      <w:hyperlink r:id="rId144"/>
+      <w:hyperlink r:id="rId142"/>
       <w:r>
         <w:t xml:space="preserve"> </w:t>
       </w:r>
-      <w:hyperlink r:id="rId145">
+      <w:hyperlink r:id="rId143">
         <w:r>
           <w:rPr>
             <w:rStyle w:val="Hyperlink"/>
@@ -15071,11 +15050,11 @@
           <w:numId w:val="1005"/>
         </w:numPr>
       </w:pPr>
-      <w:hyperlink r:id="rId146"/>
+      <w:hyperlink r:id="rId144"/>
       <w:r>
         <w:t xml:space="preserve"> </w:t>
       </w:r>
-      <w:hyperlink r:id="rId147">
+      <w:hyperlink r:id="rId145">
         <w:r>
           <w:rPr>
             <w:rStyle w:val="Hyperlink"/>
@@ -15092,11 +15071,11 @@
           <w:numId w:val="1005"/>
         </w:numPr>
       </w:pPr>
-      <w:hyperlink r:id="rId148"/>
+      <w:hyperlink r:id="rId146"/>
       <w:r>
         <w:t xml:space="preserve"> </w:t>
       </w:r>
-      <w:hyperlink r:id="rId149">
+      <w:hyperlink r:id="rId147">
         <w:r>
           <w:rPr>
             <w:rStyle w:val="Hyperlink"/>
@@ -15113,11 +15092,11 @@
           <w:numId w:val="1005"/>
         </w:numPr>
       </w:pPr>
-      <w:hyperlink r:id="rId150"/>
+      <w:hyperlink r:id="rId148"/>
       <w:r>
         <w:t xml:space="preserve"> </w:t>
       </w:r>
-      <w:hyperlink r:id="rId151">
+      <w:hyperlink r:id="rId149">
         <w:r>
           <w:rPr>
             <w:rStyle w:val="Hyperlink"/>
@@ -15134,11 +15113,11 @@
           <w:numId w:val="1005"/>
         </w:numPr>
       </w:pPr>
-      <w:hyperlink r:id="rId152"/>
+      <w:hyperlink r:id="rId150"/>
       <w:r>
         <w:t xml:space="preserve"> </w:t>
       </w:r>
-      <w:hyperlink r:id="rId153">
+      <w:hyperlink r:id="rId151">
         <w:r>
           <w:rPr>
             <w:rStyle w:val="Hyperlink"/>
@@ -15149,34 +15128,13 @@
     </w:p>
     <w:p>
       <w:pPr>
-        <w:pStyle w:val="Compact"/>
-        <w:numPr>
-          <w:ilvl w:val="0"/>
-          <w:numId w:val="1005"/>
-        </w:numPr>
-      </w:pPr>
-      <w:hyperlink r:id="rId154"/>
-      <w:r>
-        <w:t xml:space="preserve"> </w:t>
-      </w:r>
-      <w:hyperlink r:id="rId155">
-        <w:r>
-          <w:rPr>
-            <w:rStyle w:val="Hyperlink"/>
-          </w:rPr>
-          <w:t xml:space="preserve">Guia De Rsync</w:t>
-        </w:r>
-      </w:hyperlink>
-    </w:p>
-    <w:p>
-      <w:pPr>
         <w:pStyle w:val="FirstParagraph"/>
       </w:pPr>
       <w:r>
         <w:t xml:space="preserve">Esperamos que encuentres estas publicaciones igualmente interesantes y útiles. ¡Disfruta de la lectura!</w:t>
       </w:r>
     </w:p>
-    <w:bookmarkEnd w:id="156"/>
+    <w:bookmarkEnd w:id="152"/>
     <w:sectPr>
       <w:headerReference r:id="rId8" w:type="even"/>
       <w:headerReference r:id="rId9" w:type="default"/>
